--- a/1569 Corduba/1569_Corduba_LA_EN_WORD.docx
+++ b/1569 Corduba/1569_Corduba_LA_EN_WORD.docx
@@ -2,13 +2,13 @@
 <file path=word/document.xml><?xml version="1.0" encoding="utf-8"?>
 <w:document xmlns:w="http://schemas.openxmlformats.org/wordprocessingml/2006/main" xmlns:m="http://schemas.openxmlformats.org/officeDocument/2006/math" xmlns:r="http://schemas.openxmlformats.org/officeDocument/2006/relationships" xmlns:o="urn:schemas-microsoft-com:office:office" xmlns:v="urn:schemas-microsoft-com:vml" xmlns:w10="urn:schemas-microsoft-com:office:word" xmlns:a="http://schemas.openxmlformats.org/drawingml/2006/main" xmlns:pic="http://schemas.openxmlformats.org/drawingml/2006/picture" xmlns:wp="http://schemas.openxmlformats.org/drawingml/2006/wordprocessingDrawing">
   <w:body>
-    <w:bookmarkStart w:id="20" w:name="X826f8edeb237a2991b19ccfa70e377daefa0c4e"/>
+    <w:bookmarkStart w:id="20" w:name="Xb2eab4cef8264cd87db3481348b679b5ef9cbc3"/>
     <w:p>
       <w:pPr>
         <w:pStyle w:val="Heading1"/>
       </w:pPr>
       <w:r>
-        <w:t xml:space="preserve">Córdoba — De Potestate Papae Q. III and satellite passages (1569/1604)</w:t>
+        <w:t xml:space="preserve">Córdoba — De Potestate Papae Q. III, satellites, and the census locus (1569/1604)</w:t>
       </w:r>
     </w:p>
     <w:p>
@@ -20,7 +20,7 @@
           <w:bCs/>
           <w:b/>
         </w:rPr>
-        <w:t xml:space="preserve">Latin–English parallel text: Opera lib. IV Q. III (pp. 260–270), canonization Q. (p. 318), lib. I Q. 17 (fol. 353)</w:t>
+        <w:t xml:space="preserve">Latin–English parallel text: Opera lib. IV Q. III (pp. 260–270), the canonization Q. (p. 318), and lib. I Q. XVII § 2 (p. 151)</w:t>
       </w:r>
     </w:p>
     <w:tbl>
@@ -1316,7 +1316,7 @@
                 <w:bCs/>
                 <w:b/>
               </w:rPr>
-              <w:t xml:space="preserve">I. Liber I, Q. 17: the Immaculate Conception approbation (fol. 353)</w:t>
+              <w:t xml:space="preserve">I. Liber I, Quaestio XVII, § 2 — Sapiens fidem: the census locus (printed p. 151)</w:t>
             </w:r>
           </w:p>
         </w:tc>
@@ -1340,7 +1340,125 @@
                 <w:bCs/>
                 <w:b/>
               </w:rPr>
-              <w:t xml:space="preserve">I. Liber I, Q. 17: the Immaculate Conception approbation (fol. 353)</w:t>
+              <w:t xml:space="preserve">I. Book I, Question XVII, § 2 — Savoring of faith: the census locus (printed p. 151)</w:t>
+            </w:r>
+          </w:p>
+        </w:tc>
+      </w:tr>
+      <w:tr>
+        <w:tc>
+          <w:tcPr/>
+          <w:p>
+            <w:pPr>
+              <w:pStyle w:val="Compact"/>
+              <w:jc w:val="left"/>
+            </w:pPr>
+            <w:r>
+              <w:rPr>
+                <w:iCs/>
+                <w:i/>
+              </w:rPr>
+              <w:t xml:space="preserve">[Closing paragraph of § 1, left column — the authorities for the whole doctrine, included as context for § 2.]</w:t>
+            </w:r>
+          </w:p>
+        </w:tc>
+        <w:tc>
+          <w:tcPr/>
+          <w:p>
+            <w:pPr>
+              <w:pStyle w:val="Compact"/>
+            </w:pPr>
+          </w:p>
+        </w:tc>
+        <w:tc>
+          <w:tcPr/>
+          <w:p>
+            <w:pPr>
+              <w:pStyle w:val="Compact"/>
+              <w:jc w:val="left"/>
+            </w:pPr>
+            <w:r>
+              <w:rPr>
+                <w:iCs/>
+                <w:i/>
+              </w:rPr>
+              <w:t xml:space="preserve">[Closing paragraph of § 1, left column — the authorities for the whole doctrine, included as context for § 2.]</w:t>
+            </w:r>
+          </w:p>
+        </w:tc>
+      </w:tr>
+      <w:tr>
+        <w:tc>
+          <w:tcPr/>
+          <w:p>
+            <w:pPr>
+              <w:pStyle w:val="Compact"/>
+              <w:jc w:val="left"/>
+            </w:pPr>
+            <w:r>
+              <w:t xml:space="preserve">De oīb. supradictis speciatim agit Turrecremata in summa de ecclesia lib.4. par.2.c.8.&amp; 9. Et Gerson Alphab.14.e.f.l. Et Ocham lib.1.&amp; 2.dialogorū. Et Gab.in 4.dist.13. q.2. Et liber dictus Axiomata Christiana lib. 2. &amp; præcipue art.6.c.11.Et tandem Castro de punitione hæreticorum lib. 1.c.3.4. &amp; 8. &amp; 9.&amp; 10.dilucide agit. Et Symancas de hæreticis.c.25.26.&amp; 47.</w:t>
+            </w:r>
+          </w:p>
+        </w:tc>
+        <w:tc>
+          <w:tcPr/>
+          <w:p>
+            <w:pPr>
+              <w:pStyle w:val="Compact"/>
+            </w:pPr>
+          </w:p>
+        </w:tc>
+        <w:tc>
+          <w:tcPr/>
+          <w:p>
+            <w:pPr>
+              <w:pStyle w:val="Compact"/>
+              <w:jc w:val="left"/>
+            </w:pPr>
+            <w:r>
+              <w:t xml:space="preserve">Of all the aforesaid things Turrecremata treats particularly in summa de ecclesia lib. 4. par. 2. c. 8. &amp; 9. And Gerson Alphab. 14. e. f. l. And Ocham lib. 1. &amp; 2. dialogorum. And Gab. in 4. dist. 13. q. 2. And the book called Axiomata Christiana lib. 2. and especially art. 6. c. 11. And finally Castro de punitione hæreticorum lib. 1. c. 3. 4. &amp; 8. &amp; 9. &amp; 10. treats of it lucidly. And Symancas de hæreticis. c. 25. 26. &amp; 47.</w:t>
+            </w:r>
+          </w:p>
+        </w:tc>
+      </w:tr>
+      <w:tr>
+        <w:tc>
+          <w:tcPr/>
+          <w:p>
+            <w:pPr>
+              <w:pStyle w:val="Compact"/>
+              <w:jc w:val="left"/>
+            </w:pPr>
+            <w:r>
+              <w:rPr>
+                <w:iCs/>
+                <w:i/>
+              </w:rPr>
+              <w:t xml:space="preserve">[§ 2 begins]</w:t>
+            </w:r>
+          </w:p>
+        </w:tc>
+        <w:tc>
+          <w:tcPr/>
+          <w:p>
+            <w:pPr>
+              <w:pStyle w:val="Compact"/>
+            </w:pPr>
+          </w:p>
+        </w:tc>
+        <w:tc>
+          <w:tcPr/>
+          <w:p>
+            <w:pPr>
+              <w:pStyle w:val="Compact"/>
+              <w:jc w:val="left"/>
+            </w:pPr>
+            <w:r>
+              <w:rPr>
+                <w:iCs/>
+                <w:i/>
+              </w:rPr>
+              <w:t xml:space="preserve">[§ 2 begins]</w:t>
             </w:r>
           </w:p>
         </w:tc>
@@ -1364,13 +1482,10 @@
                 <w:iCs/>
                 <w:i/>
               </w:rPr>
-              <w:t xml:space="preserve">Argum.</w:t>
-            </w:r>
-            <w:r>
-              <w:t xml:space="preserve"> </w:t>
-            </w:r>
-            <w:r>
-              <w:t xml:space="preserve">(badly inked)} Si contra prędicta arguatur, ꝗ regula monialium conceptionis facta per Iulium secundum confirmatur per ipsum, &amp; per ecclesiam, vt patet latius infra in 6. conclusione in secūda &amp; tertia probatione. Hæc aūt approbatio videtur habere vim determinationis ecclesiæ, vbi sæpè dicitur quòd beata virgo sine macula originali cōcepta fuit: ergo oppositum tenere est hęreticū, vel mortale peccatum.</w:t>
+              <w:t xml:space="preserve">§. 2. Sapiens fidem.</w:t>
+            </w:r>
+            <w:r>
+              <w:t xml:space="preserve">} Propositio Sapiēs fidem , dupliciter dicitur, primo, vt ait Cano, vbi supra, &amp; multi alij, quādo non quidē aperte est, de fide, vel veritas catholica aliquo modo de supradictis in 1.§.præcedente: sed secundum communē sensum sententiamq́; doctorum censetur esse de fide, vel ad eam pertinere, vt de assumptione.B.virginis in fi.prædicti.§.1. proxime dictum est.</w:t>
             </w:r>
           </w:p>
         </w:tc>
@@ -1400,25 +1515,270 @@
                 <w:iCs/>
                 <w:i/>
               </w:rPr>
-              <w:t xml:space="preserve">Argument.</w:t>
-            </w:r>
-            <w:r>
-              <w:t xml:space="preserve"> </w:t>
-            </w:r>
-            <w:r>
-              <w:t xml:space="preserve">(badly inked)} If against the aforesaid it be argued that the rule of the nuns of the conception, made by Julius the second, is confirmed by him and by the church, as appears more at length below in the 6th conclusion, in the second and third proof. But this approbation seems to have the force of a determination of the church, where it is often said that the blessed virgin was conceived without original stain: therefore to hold the opposite is heretical, or a mortal sin.</w:t>
-            </w:r>
-          </w:p>
-        </w:tc>
-      </w:tr>
-      <w:tr>
-        <w:tc>
-          <w:tcPr/>
-          <w:p>
-            <w:pPr>
-              <w:pStyle w:val="Compact"/>
-              <w:jc w:val="left"/>
-            </w:pPr>
+              <w:t xml:space="preserve">§. 2. Savoring of faith.</w:t>
+            </w:r>
+            <w:r>
+              <w:t xml:space="preserve">} A proposition savoring of faith is spoken of in two ways. First, as Cano says, vbi supra, and many others, when indeed it is not openly of faith, or a Catholic truth in some one of the modes aforesaid in the 1. §. preceding: but according to the common sense and opinion of the doctors it is reckoned to be of faith, or to pertain to it, as was just now said concerning the assumption of the Blessed Virgin at the end of the aforesaid §. 1.</w:t>
+            </w:r>
+          </w:p>
+        </w:tc>
+      </w:tr>
+      <w:tr>
+        <w:tc>
+          <w:tcPr/>
+          <w:p>
+            <w:pPr>
+              <w:pStyle w:val="Compact"/>
+              <w:jc w:val="left"/>
+            </w:pPr>
+            <w:r>
+              <w:t xml:space="preserve">Secundo modo, secundum Gerson, &amp; Gabr. &amp; Simancas, vbi sup.&amp; Medina, vbi infra refertur, &amp; communiter doctores, &amp; videtur melior diffinitio, ꝙ illa propositio sapit fidem , quæ ex vna de fide simul, &amp; ex vna alia, quę licet nō sit de fide, tamen rationabiliter negari non potest in bona consequentia necessaria potest inferri. Vel ex qua simul , &amp; ex vna alia q̄ rōnabiliter negari non pōt, in consequentia necessaria, pōt inferri vna de fide. Vel q̄ in cōsequētia entimematica probabili, q̄ rōnabiliter negari non pōt sequiŧ ex vna, vel plurib.de fide : aut ex ea, vel ex eis, in eadē cōsequentia infertur vna de fide.</w:t>
+            </w:r>
+          </w:p>
+        </w:tc>
+        <w:tc>
+          <w:tcPr/>
+          <w:p>
+            <w:pPr>
+              <w:pStyle w:val="Compact"/>
+            </w:pPr>
+          </w:p>
+        </w:tc>
+        <w:tc>
+          <w:tcPr/>
+          <w:p>
+            <w:pPr>
+              <w:pStyle w:val="Compact"/>
+              <w:jc w:val="left"/>
+            </w:pPr>
+            <w:r>
+              <w:t xml:space="preserve">In the second way, according to Gerson, and Gabr. and Simancas, vbi sup. and Medina, where he is cited below, and the doctors commonly — and it seems the better definition — that proposition savors of faith which can be inferred, in a good and necessary consequence, from one [proposition] of faith together with another which, although it is not of faith, nevertheless cannot reasonably be denied. Or from which, together with another which cannot reasonably be denied, one [proposition] of faith can be inferred in a necessary consequence. Or which, in a probable enthymematic consequence which cannot reasonably be denied, follows from one or several [propositions] of faith: or from which, or from which several, in the same consequence one [proposition] of faith is inferred.</w:t>
+            </w:r>
+          </w:p>
+        </w:tc>
+      </w:tr>
+      <w:tr>
+        <w:tc>
+          <w:tcPr/>
+          <w:p>
+            <w:pPr>
+              <w:pStyle w:val="Compact"/>
+              <w:jc w:val="left"/>
+            </w:pPr>
+            <w:r>
+              <w:t xml:space="preserve">Exemplū primi:ista propositio.in hostia altaris est Christus, vel Hostia altaris quę à Sacerdote celebrante eleuatur est adoranda,sapit fidē. Nam si diceretur, ꝙ in Hostia rite cōsecrata est Christus, aut ꝙ illa est adoranda , vtique est de fide.Sed dicere solum ꝙ in Hostia quę eleuatur à Sacerdote est Christus, aut ꝙ illa est adoranda, sapit fidē. Quia bene sequitur in Barbara, vel in darij.in omni Hostia rite cōsecrata est Christus, &amp; illa est adoranda, sed Hostia altaris aut , quæ à Sacerdote celebrante eleuatur est rite consecrata. ergo in illa est Christus, &amp; adoranda est. Ecce quomodo in consequentia necessaria ex maiori de fide, &amp; ex minori, quę rationabiliter sine magna temeritate, negari non potest quāuis de fide non sit, sequitur illa conclusio quę ideo sapit fidem.</w:t>
+            </w:r>
+          </w:p>
+        </w:tc>
+        <w:tc>
+          <w:tcPr/>
+          <w:p>
+            <w:pPr>
+              <w:pStyle w:val="Compact"/>
+            </w:pPr>
+          </w:p>
+        </w:tc>
+        <w:tc>
+          <w:tcPr/>
+          <w:p>
+            <w:pPr>
+              <w:pStyle w:val="Compact"/>
+              <w:jc w:val="left"/>
+            </w:pPr>
+            <w:r>
+              <w:t xml:space="preserve">An example of the first: this proposition — in the host of the altar is Christ, or, the Host of the altar which is elevated by the celebrating Priest is to be adored — savors of faith. For if it were said that in a Host duly consecrated Christ is, or that it is to be adored, that assuredly is of faith. But to say only that in the Host which is elevated by the Priest Christ is, or that it is to be adored, savors of faith. For it rightly follows in Barbara, or in darij: in every Host duly consecrated Christ is, and it is to be adored; but the Host of the altar, or that which is elevated by the celebrating Priest, is duly consecrated; therefore in it Christ is, and it is to be adored. Behold how, in a necessary consequence, from a major of faith, and from a minor which cannot reasonably, without great temerity, be denied — although it be not of faith — there follows that conclusion which therefore savors of faith.</w:t>
+            </w:r>
+          </w:p>
+        </w:tc>
+      </w:tr>
+      <w:tr>
+        <w:tc>
+          <w:tcPr/>
+          <w:p>
+            <w:pPr>
+              <w:pStyle w:val="Compact"/>
+              <w:jc w:val="left"/>
+            </w:pPr>
+            <w:r>
+              <w:t xml:space="preserve">Exemplum secundi sic . In Hostia altaris est Christus, &amp; adoranda illa Hostia est quæ à Sacerdote celebrante eleuatur. Sed non esset ibi Christus, neque illa Hostia esset adoranda: nisi esset rite consecrata . ergo in omni Hostia rite consecrata est Christus, &amp; illa adoranda est.</w:t>
+            </w:r>
+          </w:p>
+        </w:tc>
+        <w:tc>
+          <w:tcPr/>
+          <w:p>
+            <w:pPr>
+              <w:pStyle w:val="Compact"/>
+            </w:pPr>
+          </w:p>
+        </w:tc>
+        <w:tc>
+          <w:tcPr/>
+          <w:p>
+            <w:pPr>
+              <w:pStyle w:val="Compact"/>
+              <w:jc w:val="left"/>
+            </w:pPr>
+            <w:r>
+              <w:t xml:space="preserve">An example of the second, thus. In the Host of the altar is Christ, and that Host is to be adored which is elevated by the celebrating Priest. But Christ would not be there, nor would that Host be to be adored, unless it were duly consecrated. Therefore in every Host duly consecrated Christ is, and it is to be adored.</w:t>
+            </w:r>
+          </w:p>
+        </w:tc>
+      </w:tr>
+      <w:tr>
+        <w:tc>
+          <w:tcPr/>
+          <w:p>
+            <w:pPr>
+              <w:pStyle w:val="Compact"/>
+              <w:jc w:val="left"/>
+            </w:pPr>
+            <w:r>
+              <w:t xml:space="preserve">Exemplum tertij sic arguendo.In omni Hostia rite consecrata est Christus , &amp; illa est adoranda. ergo in Hostia altaris, est Christus, &amp; illa , &amp; ea quæ à Sacerdote celebrante eleuatur adoranda est. Vel econuerso sic.In Hostia altaris, vel quæ à Sacerdote celebrāte eleuatur est Christus, &amp; illa est adoranda, ergo in Hostia rite consecrata est Christus, &amp; adorāda est. Patet vtraq; consequentia entimematica; qa rōnabiliter, negari nō pōt, ꝙ Hostia altaris, aut quę à Sacerdote celebrāte eleuaŧ rite consecrata sit.</w:t>
+            </w:r>
+          </w:p>
+        </w:tc>
+        <w:tc>
+          <w:tcPr/>
+          <w:p>
+            <w:pPr>
+              <w:pStyle w:val="Compact"/>
+            </w:pPr>
+          </w:p>
+        </w:tc>
+        <w:tc>
+          <w:tcPr/>
+          <w:p>
+            <w:pPr>
+              <w:pStyle w:val="Compact"/>
+              <w:jc w:val="left"/>
+            </w:pPr>
+            <w:r>
+              <w:t xml:space="preserve">An example of the third, arguing thus. In every Host duly consecrated Christ is, and it is to be adored. Therefore in the Host of the altar Christ is, and it, and that which is elevated by the celebrating Priest, is to be adored. Or conversely, thus. In the Host of the altar, or that which is elevated by the celebrating Priest, is Christ, and it is to be adored; therefore in a Host duly consecrated Christ is, and it is to be adored. Each enthymematic consequence is evident; because it cannot reasonably be denied that the Host of the altar, or that which is elevated by the celebrating Priest, is duly consecrated.</w:t>
+            </w:r>
+          </w:p>
+        </w:tc>
+      </w:tr>
+      <w:tr>
+        <w:tc>
+          <w:tcPr/>
+          <w:p>
+            <w:pPr>
+              <w:pStyle w:val="Compact"/>
+              <w:jc w:val="left"/>
+            </w:pPr>
+            <w:r>
+              <w:t xml:space="preserve">Hæc autem propositio, confessio vocalis Sacramētalis est necessaria de iure diuino , vel de fide, &amp; eius opposita hæretica est , quia sic decretum est in Concilio Trid.Sessione.4.sub Iulio. III.c.5.quamuis clarissimus Medina de confess.q.4.dixerit sapere fidem,&amp; oppositum sapere hæresim duntaxat .</w:t>
+            </w:r>
+          </w:p>
+        </w:tc>
+        <w:tc>
+          <w:tcPr/>
+          <w:p>
+            <w:pPr>
+              <w:pStyle w:val="Compact"/>
+            </w:pPr>
+          </w:p>
+        </w:tc>
+        <w:tc>
+          <w:tcPr/>
+          <w:p>
+            <w:pPr>
+              <w:pStyle w:val="Compact"/>
+              <w:jc w:val="left"/>
+            </w:pPr>
+            <w:r>
+              <w:t xml:space="preserve">But this proposition, sacramental vocal confession is necessary by divine law, or of faith, and its opposite is heretical, because it was so decreed in Concilio Trid. Sessione. 4. sub Iulio. III. c. 5.; although the most illustrious Medina de confess. q. 4. has said that it merely savors of faith, and that the opposite merely savors of heresy.</w:t>
+            </w:r>
+          </w:p>
+        </w:tc>
+      </w:tr>
+      <w:tr>
+        <w:tc>
+          <w:tcPr/>
+          <w:p>
+            <w:pPr>
+              <w:pStyle w:val="Compact"/>
+              <w:jc w:val="left"/>
+            </w:pPr>
+            <w:r>
+              <w:t xml:space="preserve">Similiter sapit fidem hæc propositio.B. Gregor.fuit Papa,quia bene Sequitur.fuit Papa,&amp; non nisi quia fuit canonice electus. ergo omnis Canonice electus in Papam est Papa , quæ est de fide, vt eam decreuit Mart. V. in Concilio. Constantiensi: quę Sequitur ex illa.Vel econtra sic arguendo . Omnis Canonice electus est Papa,B.Gregorius fuit Canonice electus.ergo fuit Papa. Vel sic entimematicæ. B.Gregorius fuit Papa, ergo omnis Canonice electus est Papa. Vel econuerso.omnis Canonice electus est Papa. ergo. B. Gregorius fuit Papa. Patet hoc vtraque consequentia,quia fuit Canonice electus,quod rationabiliter negare non potest, &amp; non propter aliud quispiam est Papa.</w:t>
+            </w:r>
+          </w:p>
+        </w:tc>
+        <w:tc>
+          <w:tcPr/>
+          <w:p>
+            <w:pPr>
+              <w:pStyle w:val="Compact"/>
+            </w:pPr>
+          </w:p>
+        </w:tc>
+        <w:tc>
+          <w:tcPr/>
+          <w:p>
+            <w:pPr>
+              <w:pStyle w:val="Compact"/>
+              <w:jc w:val="left"/>
+            </w:pPr>
+            <w:r>
+              <w:t xml:space="preserve">Likewise this proposition savors of faith: Blessed Gregory was Pope. For it rightly follows: he was Pope, and only because he was canonically elected; therefore every man canonically elected as Pope is Pope — which is of faith, as Martin V decreed it in the Council of Constance: which follows from that one. Or, on the contrary, arguing thus. Every man canonically elected is Pope; Blessed Gregory was canonically elected; therefore he was Pope. Or thus enthymematically. Blessed Gregory was Pope; therefore every man canonically elected is Pope. Or conversely. Every man canonically elected is Pope; therefore Blessed Gregory was Pope. Both consequences are evident, because he was canonically elected — which cannot reasonably be denied — and no one is Pope for any other reason.</w:t>
+            </w:r>
+          </w:p>
+        </w:tc>
+      </w:tr>
+      <w:tr>
+        <w:tc>
+          <w:tcPr/>
+          <w:p>
+            <w:pPr>
+              <w:pStyle w:val="Compact"/>
+              <w:jc w:val="left"/>
+            </w:pPr>
+            <w:r>
+              <w:t xml:space="preserve">Et talis propositio sapiens fidem, est etiam, &amp; dicitur accedens, &amp; pertinens ad fidem.Hæc Gerson.Turecremata,Gabriel, &amp; alij vbi sup. &amp; Medina de confessione. q. 4. de his etiam videatur, infra.§.8.</w:t>
+            </w:r>
+          </w:p>
+        </w:tc>
+        <w:tc>
+          <w:tcPr/>
+          <w:p>
+            <w:pPr>
+              <w:pStyle w:val="Compact"/>
+            </w:pPr>
+          </w:p>
+        </w:tc>
+        <w:tc>
+          <w:tcPr/>
+          <w:p>
+            <w:pPr>
+              <w:pStyle w:val="Compact"/>
+              <w:jc w:val="left"/>
+            </w:pPr>
+            <w:r>
+              <w:t xml:space="preserve">And such a proposition savoring of faith is also, and is called, approaching and pertaining to faith. Thus Gerson. Turecremata, Gabriel, &amp; alij vbi sup. &amp; Medina de confessione. q. 4. Concerning these things let it also be seen, infra. §. 8.</w:t>
+            </w:r>
+          </w:p>
+        </w:tc>
+      </w:tr>
+      <w:tr>
+        <w:tc>
+          <w:tcPr/>
+          <w:p>
+            <w:pPr>
+              <w:pStyle w:val="Compact"/>
+              <w:jc w:val="left"/>
+            </w:pPr>
+            <w:r>
+              <w:rPr>
+                <w:iCs/>
+                <w:i/>
+              </w:rPr>
+              <w:t xml:space="preserve">[§ 2 ends. The next paragraph, not transcribed, opens § 3:]</w:t>
+            </w:r>
+            <w:r>
+              <w:t xml:space="preserve"> </w:t>
+            </w:r>
             <w:r>
               <w:t xml:space="preserve">{marg.</w:t>
             </w:r>
@@ -1430,28 +1790,61 @@
                 <w:iCs/>
                 <w:i/>
               </w:rPr>
-              <w:t xml:space="preserve">Respon.</w:t>
-            </w:r>
-            <w:r>
-              <w:t xml:space="preserve">} Resp. negando consequentiam, quia illa approbatio regulæ, &amp; ecclesiæ determinatio non est de præcepto, nec est diffinitio iudicialis, aut obligans ad tenendum id tanquam de fide: sed est de consilio proponens, aut statuēs id tāquam de pietate fidei, &amp; nō quoad omnes fideles, sed quoad eos tm̄, qui in honorē immaculatæ conceptionis piè creditæ se cultui religionis illius viuendo sm̃ illam regulam dedicare voluerint. Itaque pia tm̄ credulitas cultus, atq; religio ad hanc pietatem fouēdam ordinata confirmatur, &amp; approbatur sine præiudicio aliorū hanc pietatē non habentiū. Et qñ Papa in dicta regula sępè dicit immaculatā beatæ Virginis conceptionē, id vtiq; dicit sm̃ piam credulitatem suā, &amp; ecclesiæ, &amp; aliorū id acceptare volentium, &amp; nō aliter: sicut &amp; sm̃ talem pietatem statuit officiū immaculatæ conceptionis recitandum. Hmōi enim multa solū de pietate statuuntur, atque legūtur in officio diuino, &amp; lectionib. sanctorum.</w:t>
-            </w:r>
-          </w:p>
-        </w:tc>
-        <w:tc>
-          <w:tcPr/>
-          <w:p>
-            <w:pPr>
-              <w:pStyle w:val="Compact"/>
-            </w:pPr>
-          </w:p>
-        </w:tc>
-        <w:tc>
-          <w:tcPr/>
-          <w:p>
-            <w:pPr>
-              <w:pStyle w:val="Compact"/>
-              <w:jc w:val="left"/>
-            </w:pPr>
+              <w:t xml:space="preserve">§. 3. Propositio de probabilitate fidei.</w:t>
+            </w:r>
+            <w:r>
+              <w:t xml:space="preserve">} Propositio de probabilitate fidei est q̄ ex diffinitis per papam, vel ecclesiam, vel per omnes Doct. sacros, vel scholasticos in reb. fidei, &amp; morum sequitur solū probabiliter, vel in cōsequētia |</w:t>
+            </w:r>
+            <w:r>
+              <w:t xml:space="preserve"> </w:t>
+            </w:r>
+            <w:r>
+              <w:rPr>
+                <w:iCs/>
+                <w:i/>
+              </w:rPr>
+              <w:t xml:space="preserve">(catchword</w:t>
+            </w:r>
+            <w:r>
+              <w:t xml:space="preserve"> </w:t>
+            </w:r>
+            <w:r>
+              <w:t xml:space="preserve">tia</w:t>
+            </w:r>
+            <w:r>
+              <w:rPr>
+                <w:iCs/>
+                <w:i/>
+              </w:rPr>
+              <w:t xml:space="preserve">, continued on p. 152)</w:t>
+            </w:r>
+          </w:p>
+        </w:tc>
+        <w:tc>
+          <w:tcPr/>
+          <w:p>
+            <w:pPr>
+              <w:pStyle w:val="Compact"/>
+            </w:pPr>
+          </w:p>
+        </w:tc>
+        <w:tc>
+          <w:tcPr/>
+          <w:p>
+            <w:pPr>
+              <w:pStyle w:val="Compact"/>
+              <w:jc w:val="left"/>
+            </w:pPr>
+            <w:r>
+              <w:rPr>
+                <w:iCs/>
+                <w:i/>
+              </w:rPr>
+              <w:t xml:space="preserve">[§ 2 ends. The next paragraph, not transcribed, opens § 3:]</w:t>
+            </w:r>
+            <w:r>
+              <w:t xml:space="preserve"> </w:t>
+            </w:r>
             <w:r>
               <w:t xml:space="preserve">{marg.</w:t>
             </w:r>
@@ -1463,10 +1856,33 @@
                 <w:iCs/>
                 <w:i/>
               </w:rPr>
-              <w:t xml:space="preserve">Response.</w:t>
-            </w:r>
-            <w:r>
-              <w:t xml:space="preserve">} I respond by denying the consequence, because that approbation of the rule, and determination of the church, is not of precept, nor is it a judicial definition, or obliging to hold it as of faith: but is of counsel, proposing or establishing it as of the piety of faith, and not as regards all the faithful, but as regards those only who, in honor of the immaculate conception piously believed, shall have wished to dedicate themselves to the observance of that religion, living according to that rule. Therefore only the pious belief, the cult, and the religion ordained for the fostering of this piety are confirmed and approved, without prejudice to the others who have not this piety. And when the Pope in the said rule often speaks of the immaculate conception of the blessed Virgin, he assuredly says this according to his own pious belief, and that of the church, and of the others willing to accept it, and not otherwise: just as also according to such piety he has established that the office of the immaculate conception is to be recited. For many things of this kind are established only of piety, and are read in the divine office and in the lections of the saints.</w:t>
+              <w:t xml:space="preserve">§. 3. A proposition of the probability of faith.</w:t>
+            </w:r>
+            <w:r>
+              <w:t xml:space="preserve">} A proposition of the probability of faith is that which, from things defined by the Pope, or by the Church, or by all the sacred Doct[ors], or the scholastics, in matters of faith and morals, follows only probably, or in a consequence |</w:t>
+            </w:r>
+            <w:r>
+              <w:t xml:space="preserve"> </w:t>
+            </w:r>
+            <w:r>
+              <w:rPr>
+                <w:iCs/>
+                <w:i/>
+              </w:rPr>
+              <w:t xml:space="preserve">(catchword</w:t>
+            </w:r>
+            <w:r>
+              <w:t xml:space="preserve"> </w:t>
+            </w:r>
+            <w:r>
+              <w:t xml:space="preserve">tia</w:t>
+            </w:r>
+            <w:r>
+              <w:rPr>
+                <w:iCs/>
+                <w:i/>
+              </w:rPr>
+              <w:t xml:space="preserve">, continued on p. 152)</w:t>
             </w:r>
           </w:p>
         </w:tc>
